--- a/rapports/2026-06-06/EQ13/EQ13_sup_v2/DR_041201030002/82-79-85-78.docx
+++ b/rapports/2026-06-06/EQ13/EQ13_sup_v2/DR_041201030002/82-79-85-78.docx
@@ -297,7 +297,7 @@
           <w:color w:val="1F6FEB"/>
           <w:sz w:val="22"/>
         </w:rPr>
-        <w:t>⚠ INCOHÉRENCES À CORRIGER (58)</w:t>
+        <w:t>⚠ INCOHÉRENCES À CORRIGER (54)</w:t>
       </w:r>
     </w:p>
     <w:tbl>
@@ -544,7 +544,7 @@
                 <w:color w:val="16A34A"/>
                 <w:sz w:val="16"/>
               </w:rPr>
-              <w:t>—</w:t>
+              <w:t>s01q32, s01q36, s01q38, s04q37_modif, s02q33, s02q34, s01q00b</w:t>
             </w:r>
           </w:p>
         </w:tc>
@@ -575,7 +575,7 @@
                 <w:i w:val="0"/>
                 <w:sz w:val="17"/>
               </w:rPr>
-              <w:t>Incohérence!!! seulement les écoles privées paient les frais de scolarité (y compris les frais d'inscription).</w:t>
+              <w:t>Peu probable!!! Vu l'âge (13 ans) de Fatou Fall ou l'année à laquelle Fatou Fall a fréquenté l'école pour la dernière fois (.) le dernier diplome de Fatou Fall ne peut être le Certificat d'études primaires (CEP), prière de corriger cette incohérence ou confirmer avec le QG.</w:t>
             </w:r>
           </w:p>
         </w:tc>
@@ -634,7 +634,7 @@
                 <w:color w:val="16A34A"/>
                 <w:sz w:val="16"/>
               </w:rPr>
-              <w:t>s01q32, s01q36, s01q38, s04q37_modif, s02q33, s02q34, s01q00b</w:t>
+              <w:t>—</w:t>
             </w:r>
           </w:p>
         </w:tc>
@@ -665,7 +665,7 @@
                 <w:i w:val="0"/>
                 <w:sz w:val="17"/>
               </w:rPr>
-              <w:t>Peu probable!!! Vu l'âge (13 ans) de Fatou Fall ou l'année à laquelle Fatou Fall a fréquenté l'école pour la dernière fois (.) le dernier diplome de Fatou Fall ne peut être le Certificat d'études primaires (CEP), prière de corriger cette incohérence ou confirmer avec le QG.</w:t>
+              <w:t>Incoherent!!! Le niveau d'études suivi par sokhna Diop fall  au cours de l'année 2024/2025 est Secondaire 1 (Moyen) Général mais il déclare en 2.11 qu'il a obtenu comme résultat le Diplômé, études achevées.</w:t>
             </w:r>
           </w:p>
         </w:tc>
@@ -755,7 +755,7 @@
                 <w:i w:val="0"/>
                 <w:sz w:val="17"/>
               </w:rPr>
-              <w:t>Incoherent!!! Le niveau d'études suivi par sokhna Diop fall  au cours de l'année 2024/2025 est Secondaire 1 (Moyen) Général mais il déclare en 2.11 qu'il a obtenu comme résultat le Diplômé, études achevées.</w:t>
+              <w:t>Prière de corriger cette incoherence en 2.11.</w:t>
             </w:r>
           </w:p>
         </w:tc>
@@ -814,7 +814,7 @@
                 <w:color w:val="16A34A"/>
                 <w:sz w:val="16"/>
               </w:rPr>
-              <w:t>—</w:t>
+              <w:t>s01q32, s01q36, s01q38, s04q37_modif, s02q33, s02q34, s01q00b</w:t>
             </w:r>
           </w:p>
         </w:tc>
@@ -845,7 +845,7 @@
                 <w:i w:val="0"/>
                 <w:sz w:val="17"/>
               </w:rPr>
-              <w:t>Prière de corriger cette incoherence en 2.11.</w:t>
+              <w:t>Peu probable!!! Vu l'âge (15 ans) de sokhna Diop fall ou l'année à laquelle sokhna Diop fall a fréquenté l'école pour la dernière fois (.) le dernier diplome de sokhna Diop fall ne peut être le Certificat d'études primaires (CEP), prière de corriger cette incohérence ou confirmer avec le QG.</w:t>
             </w:r>
           </w:p>
         </w:tc>
@@ -904,7 +904,7 @@
                 <w:color w:val="16A34A"/>
                 <w:sz w:val="16"/>
               </w:rPr>
-              <w:t>s01q32, s01q36, s01q38, s04q37_modif, s02q33, s02q34, s01q00b</w:t>
+              <w:t>—</w:t>
             </w:r>
           </w:p>
         </w:tc>
@@ -935,7 +935,7 @@
                 <w:i w:val="0"/>
                 <w:sz w:val="17"/>
               </w:rPr>
-              <w:t>Peu probable!!! Vu l'âge (15 ans) de sokhna Diop fall ou l'année à laquelle sokhna Diop fall a fréquenté l'école pour la dernière fois (.) le dernier diplome de sokhna Diop fall ne peut être le Certificat d'études primaires (CEP), prière de corriger cette incohérence ou confirmer avec le QG.</w:t>
+              <w:t>Incohérent!! Le niveau d'instruction déclaré par l'un des enfants (Primaire) au niveau de la section 1 de Maimouna Gaye diffère de celui donné par Maimouna Gaye lui-même qui affirme ne pas avoir frequenté l'école formelle.</w:t>
             </w:r>
           </w:p>
         </w:tc>
@@ -968,7 +968,7 @@
                 <w:i w:val="0"/>
                 <w:sz w:val="16"/>
               </w:rPr>
-              <w:t>S02</w:t>
+              <w:t>S16</w:t>
               <w:br/>
             </w:r>
             <w:r>
@@ -978,7 +978,7 @@
                 <w:color w:val="64748B"/>
                 <w:sz w:val="14"/>
               </w:rPr>
-              <w:t>Éducation</w:t>
+              <w:t>Agriculture</w:t>
             </w:r>
           </w:p>
         </w:tc>
@@ -994,7 +994,7 @@
                 <w:color w:val="16A34A"/>
                 <w:sz w:val="16"/>
               </w:rPr>
-              <w:t>—</w:t>
+              <w:t>s16dq05a, s16dq05c</w:t>
             </w:r>
           </w:p>
         </w:tc>
@@ -1025,7 +1025,7 @@
                 <w:i w:val="0"/>
                 <w:sz w:val="17"/>
               </w:rPr>
-              <w:t>Incohérent!! Le niveau d'instruction déclaré par l'un des enfants (Primaire) au niveau de la section 1 de Maimouna Gaye diffère de celui donné par Maimouna Gaye lui-même qui affirme ne pas avoir frequenté l'école formelle.</w:t>
+              <w:t>La quantité de s16dq05a estimée en Kg est incohérente avec la prise dans la question s16dq05c, prière de bien estimer et mettre la valeur exacte.</w:t>
             </w:r>
           </w:p>
         </w:tc>
@@ -1084,7 +1084,7 @@
                 <w:color w:val="16A34A"/>
                 <w:sz w:val="16"/>
               </w:rPr>
-              <w:t>s16dq05a, s16dq05c</w:t>
+              <w:t>s00q07a, s00q08, s00q10, s00q13_0, s00q15_0, s00q17_0, s00q23a, s00q23b</w:t>
             </w:r>
           </w:p>
         </w:tc>
@@ -1115,7 +1115,7 @@
                 <w:i w:val="0"/>
                 <w:sz w:val="17"/>
               </w:rPr>
-              <w:t>La quantité de s16dq05a estimée en Kg est incohérente avec la prise dans la question s16dq05c, prière de bien estimer et mettre la valeur exacte.</w:t>
+              <w:t>La somme des quantités consommées (5735 kg), des quantités offertes (150 kg),  des quantités vendus (5585 kg) et des quantités en stock (0 kg) depasse la quantité totale (6200 kg) que le ménage a eu après la recolte de Tomate , prière de corriger cette incoherence.</w:t>
             </w:r>
           </w:p>
         </w:tc>
@@ -1130,10 +1130,10 @@
               <w:rPr>
                 <w:b/>
                 <w:i w:val="0"/>
-                <w:color w:val="DC2626"/>
+                <w:color w:val="EA580C"/>
                 <w:sz w:val="16"/>
               </w:rPr>
-              <w:t>Haute</w:t>
+              <w:t>Moyenne</w:t>
             </w:r>
           </w:p>
         </w:tc>
@@ -1148,7 +1148,7 @@
                 <w:i w:val="0"/>
                 <w:sz w:val="16"/>
               </w:rPr>
-              <w:t>S16</w:t>
+              <w:t>S00</w:t>
               <w:br/>
             </w:r>
             <w:r>
@@ -1158,7 +1158,7 @@
                 <w:color w:val="64748B"/>
                 <w:sz w:val="14"/>
               </w:rPr>
-              <w:t>Agriculture</w:t>
+              <w:t>Identification</w:t>
             </w:r>
           </w:p>
         </w:tc>
@@ -1174,7 +1174,7 @@
                 <w:color w:val="16A34A"/>
                 <w:sz w:val="16"/>
               </w:rPr>
-              <w:t>s00q07a, s00q08, s00q10, s00q13_0, s00q15_0, s00q17_0, s00q23a, s00q23b</w:t>
+              <w:t>—</w:t>
             </w:r>
           </w:p>
         </w:tc>
@@ -1205,7 +1205,7 @@
                 <w:i w:val="0"/>
                 <w:sz w:val="17"/>
               </w:rPr>
-              <w:t>La somme des quantités consommées (5735 kg), des quantités offertes (150 kg),  des quantités vendus (5585 kg) et des quantités en stock (0 kg) depasse la quantité totale (6200 kg) que le ménage a eu après la recolte de Tomate , prière de corriger cette incoherence.</w:t>
+              <w:t>L'adresse ou la localisation du ménage doit être bien renseignée, ne doit pas contenir des numéros de téléphone et elle semble courte pour être une adresse.</w:t>
             </w:r>
           </w:p>
         </w:tc>
@@ -1295,7 +1295,7 @@
                 <w:i w:val="0"/>
                 <w:sz w:val="17"/>
               </w:rPr>
-              <w:t>L'adresse ou la localisation du ménage doit être bien renseignée, ne doit pas contenir des numéros de téléphone et elle semble courte pour être une adresse.</w:t>
+              <w:t>Prière de renseigner la bonne adresse.</w:t>
             </w:r>
           </w:p>
         </w:tc>
@@ -1328,7 +1328,7 @@
                 <w:i w:val="0"/>
                 <w:sz w:val="16"/>
               </w:rPr>
-              <w:t>S00</w:t>
+              <w:t>S02</w:t>
               <w:br/>
             </w:r>
             <w:r>
@@ -1338,7 +1338,7 @@
                 <w:color w:val="64748B"/>
                 <w:sz w:val="14"/>
               </w:rPr>
-              <w:t>Identification</w:t>
+              <w:t>Éducation</w:t>
             </w:r>
           </w:p>
         </w:tc>
@@ -1354,7 +1354,7 @@
                 <w:color w:val="16A34A"/>
                 <w:sz w:val="16"/>
               </w:rPr>
-              <w:t>—</w:t>
+              <w:t>s01q63, s00q04, s02q25, s01q00b, s02q17_2, s02q15_2</w:t>
             </w:r>
           </w:p>
         </w:tc>
@@ -1385,7 +1385,7 @@
                 <w:i w:val="0"/>
                 <w:sz w:val="17"/>
               </w:rPr>
-              <w:t>Prière de renseigner la bonne adresse.</w:t>
+              <w:t>Dans les milieux urbains c'est peu probable de voir une école dont les élèves ou étudiants ne dépensent pas en frais d'uniformes, prière de verifier pour Mouhamed Fall qui fréquente 2ème année de Primaire et corriger ou confirmer avec le QG.</w:t>
             </w:r>
           </w:p>
         </w:tc>
@@ -1444,7 +1444,7 @@
                 <w:color w:val="16A34A"/>
                 <w:sz w:val="16"/>
               </w:rPr>
-              <w:t>—</w:t>
+              <w:t>s01q63, s00q04, s02q25, s01q00b, s02q17_2, s02q15_2</w:t>
             </w:r>
           </w:p>
         </w:tc>
@@ -1475,7 +1475,7 @@
                 <w:i w:val="0"/>
                 <w:sz w:val="17"/>
               </w:rPr>
-              <w:t>veuillez, s'il vous plait, confirmer les frais de scolarité ( 7500 FCFA) payée de Fatou Fall avec le QG ou apporter les corrections nécessaires.</w:t>
+              <w:t>Dans les milieux urbains c'est peu probable de voir une école dont les élèves ou étudiants ne dépensent pas en frais d'uniformes, prière de verifier pour Fatou Fall qui fréquente 1ére année de Secondaire 1 (Moyen) Général et corriger ou confirmer avec le QG.</w:t>
             </w:r>
           </w:p>
         </w:tc>
@@ -1565,367 +1565,7 @@
                 <w:i w:val="0"/>
                 <w:sz w:val="17"/>
               </w:rPr>
-              <w:t>Dans les milieux urbains c'est peu probable de voir une école dont les élèves ou étudiants ne dépensent pas en frais d'uniformes, prière de verifier pour Fatou Fall qui fréquente 1ére année de Secondaire 1 (Moyen) Général et corriger ou confirmer avec le QG.</w:t>
-            </w:r>
-          </w:p>
-        </w:tc>
-      </w:tr>
-      <w:tr>
-        <w:tc>
-          <w:tcPr>
-            <w:tcW w:type="dxa" w:w="964"/>
-          </w:tcPr>
-          <w:p>
-            <w:r>
-              <w:rPr>
-                <w:b/>
-                <w:i w:val="0"/>
-                <w:color w:val="EA580C"/>
-                <w:sz w:val="16"/>
-              </w:rPr>
-              <w:t>Moyenne</w:t>
-            </w:r>
-          </w:p>
-        </w:tc>
-        <w:tc>
-          <w:tcPr>
-            <w:tcW w:type="dxa" w:w="1247"/>
-          </w:tcPr>
-          <w:p>
-            <w:r>
-              <w:rPr>
-                <w:b/>
-                <w:i w:val="0"/>
-                <w:sz w:val="16"/>
-              </w:rPr>
-              <w:t>S02</w:t>
-              <w:br/>
-            </w:r>
-            <w:r>
-              <w:rPr>
-                <w:b w:val="0"/>
-                <w:i w:val="0"/>
-                <w:color w:val="64748B"/>
-                <w:sz w:val="14"/>
-              </w:rPr>
-              <w:t>Éducation</w:t>
-            </w:r>
-          </w:p>
-        </w:tc>
-        <w:tc>
-          <w:tcPr>
-            <w:tcW w:type="dxa" w:w="1531"/>
-          </w:tcPr>
-          <w:p>
-            <w:r>
-              <w:rPr>
-                <w:b/>
-                <w:i w:val="0"/>
-                <w:color w:val="16A34A"/>
-                <w:sz w:val="16"/>
-              </w:rPr>
-              <w:t>—</w:t>
-            </w:r>
-          </w:p>
-        </w:tc>
-        <w:tc>
-          <w:tcPr>
-            <w:tcW w:type="dxa" w:w="1191"/>
-          </w:tcPr>
-          <w:p>
-            <w:r>
-              <w:rPr>
-                <w:b w:val="0"/>
-                <w:i w:val="0"/>
-                <w:color w:val="64748B"/>
-                <w:sz w:val="16"/>
-              </w:rPr>
-              <w:t>GT-CQ</w:t>
-            </w:r>
-          </w:p>
-        </w:tc>
-        <w:tc>
-          <w:tcPr>
-            <w:tcW w:type="dxa" w:w="4706"/>
-          </w:tcPr>
-          <w:p>
-            <w:r>
-              <w:rPr>
-                <w:b w:val="0"/>
-                <w:i w:val="0"/>
-                <w:sz w:val="17"/>
-              </w:rPr>
-              <w:t>veuillez, s'il vous plait, confirmer les frais de scolarité ( 7500 FCFA) payée de sokhna Diop fall avec le QG ou apporter les corrections nécessaires.</w:t>
-            </w:r>
-          </w:p>
-        </w:tc>
-      </w:tr>
-      <w:tr>
-        <w:tc>
-          <w:tcPr>
-            <w:tcW w:type="dxa" w:w="964"/>
-          </w:tcPr>
-          <w:p>
-            <w:r>
-              <w:rPr>
-                <w:b/>
-                <w:i w:val="0"/>
-                <w:color w:val="EA580C"/>
-                <w:sz w:val="16"/>
-              </w:rPr>
-              <w:t>Moyenne</w:t>
-            </w:r>
-          </w:p>
-        </w:tc>
-        <w:tc>
-          <w:tcPr>
-            <w:tcW w:type="dxa" w:w="1247"/>
-          </w:tcPr>
-          <w:p>
-            <w:r>
-              <w:rPr>
-                <w:b/>
-                <w:i w:val="0"/>
-                <w:sz w:val="16"/>
-              </w:rPr>
-              <w:t>S02</w:t>
-              <w:br/>
-            </w:r>
-            <w:r>
-              <w:rPr>
-                <w:b w:val="0"/>
-                <w:i w:val="0"/>
-                <w:color w:val="64748B"/>
-                <w:sz w:val="14"/>
-              </w:rPr>
-              <w:t>Éducation</w:t>
-            </w:r>
-          </w:p>
-        </w:tc>
-        <w:tc>
-          <w:tcPr>
-            <w:tcW w:type="dxa" w:w="1531"/>
-          </w:tcPr>
-          <w:p>
-            <w:r>
-              <w:rPr>
-                <w:b/>
-                <w:i w:val="0"/>
-                <w:color w:val="16A34A"/>
-                <w:sz w:val="16"/>
-              </w:rPr>
-              <w:t>s01q63, s00q04, s02q25, s01q00b, s02q17_2, s02q15_2</w:t>
-            </w:r>
-          </w:p>
-        </w:tc>
-        <w:tc>
-          <w:tcPr>
-            <w:tcW w:type="dxa" w:w="1191"/>
-          </w:tcPr>
-          <w:p>
-            <w:r>
-              <w:rPr>
-                <w:b w:val="0"/>
-                <w:i w:val="0"/>
-                <w:color w:val="64748B"/>
-                <w:sz w:val="16"/>
-              </w:rPr>
-              <w:t>GT-CQ</w:t>
-            </w:r>
-          </w:p>
-        </w:tc>
-        <w:tc>
-          <w:tcPr>
-            <w:tcW w:type="dxa" w:w="4706"/>
-          </w:tcPr>
-          <w:p>
-            <w:r>
-              <w:rPr>
-                <w:b w:val="0"/>
-                <w:i w:val="0"/>
-                <w:sz w:val="17"/>
-              </w:rPr>
               <w:t>Dans les milieux urbains c'est peu probable de voir une école dont les élèves ou étudiants ne dépensent pas en frais d'uniformes, prière de verifier pour sokhna Diop fall qui fréquente 1ére année de Secondaire 1 (Moyen) Général et corriger ou confirmer avec le QG.</w:t>
-            </w:r>
-          </w:p>
-        </w:tc>
-      </w:tr>
-      <w:tr>
-        <w:tc>
-          <w:tcPr>
-            <w:tcW w:type="dxa" w:w="964"/>
-          </w:tcPr>
-          <w:p>
-            <w:r>
-              <w:rPr>
-                <w:b/>
-                <w:i w:val="0"/>
-                <w:color w:val="EA580C"/>
-                <w:sz w:val="16"/>
-              </w:rPr>
-              <w:t>Moyenne</w:t>
-            </w:r>
-          </w:p>
-        </w:tc>
-        <w:tc>
-          <w:tcPr>
-            <w:tcW w:type="dxa" w:w="1247"/>
-          </w:tcPr>
-          <w:p>
-            <w:r>
-              <w:rPr>
-                <w:b/>
-                <w:i w:val="0"/>
-                <w:sz w:val="16"/>
-              </w:rPr>
-              <w:t>S02</w:t>
-              <w:br/>
-            </w:r>
-            <w:r>
-              <w:rPr>
-                <w:b w:val="0"/>
-                <w:i w:val="0"/>
-                <w:color w:val="64748B"/>
-                <w:sz w:val="14"/>
-              </w:rPr>
-              <w:t>Éducation</w:t>
-            </w:r>
-          </w:p>
-        </w:tc>
-        <w:tc>
-          <w:tcPr>
-            <w:tcW w:type="dxa" w:w="1531"/>
-          </w:tcPr>
-          <w:p>
-            <w:r>
-              <w:rPr>
-                <w:b/>
-                <w:i w:val="0"/>
-                <w:color w:val="16A34A"/>
-                <w:sz w:val="16"/>
-              </w:rPr>
-              <w:t>—</w:t>
-            </w:r>
-          </w:p>
-        </w:tc>
-        <w:tc>
-          <w:tcPr>
-            <w:tcW w:type="dxa" w:w="1191"/>
-          </w:tcPr>
-          <w:p>
-            <w:r>
-              <w:rPr>
-                <w:b w:val="0"/>
-                <w:i w:val="0"/>
-                <w:color w:val="64748B"/>
-                <w:sz w:val="16"/>
-              </w:rPr>
-              <w:t>GT-CQ</w:t>
-            </w:r>
-          </w:p>
-        </w:tc>
-        <w:tc>
-          <w:tcPr>
-            <w:tcW w:type="dxa" w:w="4706"/>
-          </w:tcPr>
-          <w:p>
-            <w:r>
-              <w:rPr>
-                <w:b w:val="0"/>
-                <w:i w:val="0"/>
-                <w:sz w:val="17"/>
-              </w:rPr>
-              <w:t>veuillez, s'il vous plait, confirmer les frais de scolarité ( 2000 FCFA) payée de Mouhamed Fall avec le QG ou apporter les corrections nécessaires.</w:t>
-            </w:r>
-          </w:p>
-        </w:tc>
-      </w:tr>
-      <w:tr>
-        <w:tc>
-          <w:tcPr>
-            <w:tcW w:type="dxa" w:w="964"/>
-          </w:tcPr>
-          <w:p>
-            <w:r>
-              <w:rPr>
-                <w:b/>
-                <w:i w:val="0"/>
-                <w:color w:val="EA580C"/>
-                <w:sz w:val="16"/>
-              </w:rPr>
-              <w:t>Moyenne</w:t>
-            </w:r>
-          </w:p>
-        </w:tc>
-        <w:tc>
-          <w:tcPr>
-            <w:tcW w:type="dxa" w:w="1247"/>
-          </w:tcPr>
-          <w:p>
-            <w:r>
-              <w:rPr>
-                <w:b/>
-                <w:i w:val="0"/>
-                <w:sz w:val="16"/>
-              </w:rPr>
-              <w:t>S02</w:t>
-              <w:br/>
-            </w:r>
-            <w:r>
-              <w:rPr>
-                <w:b w:val="0"/>
-                <w:i w:val="0"/>
-                <w:color w:val="64748B"/>
-                <w:sz w:val="14"/>
-              </w:rPr>
-              <w:t>Éducation</w:t>
-            </w:r>
-          </w:p>
-        </w:tc>
-        <w:tc>
-          <w:tcPr>
-            <w:tcW w:type="dxa" w:w="1531"/>
-          </w:tcPr>
-          <w:p>
-            <w:r>
-              <w:rPr>
-                <w:b/>
-                <w:i w:val="0"/>
-                <w:color w:val="16A34A"/>
-                <w:sz w:val="16"/>
-              </w:rPr>
-              <w:t>s01q63, s00q04, s02q25, s01q00b, s02q17_2, s02q15_2</w:t>
-            </w:r>
-          </w:p>
-        </w:tc>
-        <w:tc>
-          <w:tcPr>
-            <w:tcW w:type="dxa" w:w="1191"/>
-          </w:tcPr>
-          <w:p>
-            <w:r>
-              <w:rPr>
-                <w:b w:val="0"/>
-                <w:i w:val="0"/>
-                <w:color w:val="64748B"/>
-                <w:sz w:val="16"/>
-              </w:rPr>
-              <w:t>GT-CQ</w:t>
-            </w:r>
-          </w:p>
-        </w:tc>
-        <w:tc>
-          <w:tcPr>
-            <w:tcW w:type="dxa" w:w="4706"/>
-          </w:tcPr>
-          <w:p>
-            <w:r>
-              <w:rPr>
-                <w:b w:val="0"/>
-                <w:i w:val="0"/>
-                <w:sz w:val="17"/>
-              </w:rPr>
-              <w:t>Dans les milieux urbains c'est peu probable de voir une école dont les élèves ou étudiants ne dépensent pas en frais d'uniformes, prière de verifier pour Mouhamed Fall qui fréquente 2ème année de Primaire et corriger ou confirmer avec le QG.</w:t>
             </w:r>
           </w:p>
         </w:tc>
